--- a/documents/live_market_test_2026-09-30/watch_17dc387797aff0f077_medical_doctor_roster_cover_letter.docx
+++ b/documents/live_market_test_2026-09-30/watch_17dc387797aff0f077_medical_doctor_roster_cover_letter.docx
@@ -79,7 +79,7 @@
         <w:pStyle w:val="JFBody"/>
       </w:pPr>
       <w:r>
-        <w:t>I understand that the vacancy emphasizes patient referral coordination, supportive supervision and mentorship, health data, HMIS and reporting, BPHS/EPHS compliance, MoPH and stakeholder coordination.</w:t>
+        <w:t>I understand that the vacancy emphasizes patient referral coordination, supportive supervision and mentorship, health data, HMIS and reporting, BPHS/EPHS compliance, OPD and mobile health service delivery.</w:t>
       </w:r>
     </w:p>
     <w:p>
@@ -88,6 +88,24 @@
       </w:pPr>
       <w:r>
         <w:t>My relevant experience includes:</w:t>
+      </w:r>
+    </w:p>
+    <w:p>
+      <w:pPr>
+        <w:pStyle w:val="JFBody"/>
+        <w:ind w:left="317" w:hanging="173"/>
+      </w:pPr>
+      <w:r>
+        <w:t>• Supervised mobile health and nutrition teams delivering community-based BPHS/EPHS-related services. (Health and Nutrition Supervisor | Action Against Hunger (ACF-International) | Gizab &amp; Sang-e-Takht, Daikundi (2022-02 – 2022-12))</w:t>
+      </w:r>
+    </w:p>
+    <w:p>
+      <w:pPr>
+        <w:pStyle w:val="JFBody"/>
+        <w:ind w:left="317" w:hanging="173"/>
+      </w:pPr>
+      <w:r>
+        <w:t>• Coordinated with Ministry of Public Health representatives, provincial health authorities, and partner organizations. (Medical Doctor / COVID-19 Rapid Response Team Leader | Daikundi Provincial Public Health Directorate | Daikundi, Afghanistan (2020-10 – 2020-12))</w:t>
       </w:r>
     </w:p>
     <w:p>
@@ -106,24 +124,6 @@
       </w:pPr>
       <w:r>
         <w:t>• Maintained accurate HMIS records and served as Safeguarding Focal Point supporting PSEA and child protection. (TFU Medical Doctor &amp; Safeguarding Focal Point | Action Against Hunger (ACF-International) | Sang-e-Takht TFU, Daikundi (2023-05 – 2025-07))</w:t>
-      </w:r>
-    </w:p>
-    <w:p>
-      <w:pPr>
-        <w:pStyle w:val="JFBody"/>
-        <w:ind w:left="317" w:hanging="173"/>
-      </w:pPr>
-      <w:r>
-        <w:t>• Coordinated with Ministry of Public Health representatives, provincial health authorities, and partner organizations. (Medical Doctor / COVID-19 Rapid Response Team Leader | Daikundi Provincial Public Health Directorate | Daikundi, Afghanistan (2020-10 – 2020-12))</w:t>
-      </w:r>
-    </w:p>
-    <w:p>
-      <w:pPr>
-        <w:pStyle w:val="JFBody"/>
-        <w:ind w:left="317" w:hanging="173"/>
-      </w:pPr>
-      <w:r>
-        <w:t>• Supervised mobile health and nutrition teams delivering community-based BPHS/EPHS-related services. (Health and Nutrition Supervisor | Action Against Hunger (ACF-International) | Gizab &amp; Sang-e-Takht, Daikundi (2022-02 – 2022-12))</w:t>
       </w:r>
     </w:p>
     <w:p>
